--- a/info/EDA_Arduino_Raspberry_Pi_Projects.docx
+++ b/info/EDA_Arduino_Raspberry_Pi_Projects.docx
@@ -117,7 +117,7 @@
           <w:noProof/>
         </w:rPr>
         <w:drawing>
-          <wp:inline distT="0" distB="0" distL="0" distR="0" wp14:anchorId="274753F3" wp14:editId="77B581F9">
+          <wp:inline distT="0" distB="0" distL="0" distR="0" wp14:anchorId="274753F3" wp14:editId="1E1F56FF">
             <wp:extent cx="4838700" cy="3019155"/>
             <wp:effectExtent l="190500" t="190500" r="190500" b="181610"/>
             <wp:docPr id="1469659056" name="Picture 1"/>
